--- a/확률 및 통계/확통7주차과제.docx
+++ b/확률 및 통계/확통7주차과제.docx
@@ -120,7 +120,6 @@
       <w:pPr>
         <w:ind w:firstLineChars="1900" w:firstLine="6080"/>
         <w:rPr>
-          <w:rFonts w:hint="eastAsia"/>
           <w:sz w:val="32"/>
           <w:szCs w:val="32"/>
         </w:rPr>
@@ -222,7 +221,6 @@
     <w:p>
       <w:pPr>
         <w:rPr>
-          <w:rFonts w:hint="eastAsia"/>
           <w:sz w:val="44"/>
           <w:szCs w:val="44"/>
         </w:rPr>
@@ -315,7 +313,7 @@
         </w:rPr>
         <w:t>   - 공공데이터 포털(www.data.go.kr) 혹은 www.nso.go.kr (통계청)참조 (예) </w:t>
       </w:r>
-      <w:hyperlink r:id="rId4" w:history="1">
+      <w:hyperlink r:id="rId5" w:history="1">
         <w:r>
           <w:rPr>
             <w:rStyle w:val="aa"/>
@@ -324,7 +322,7 @@
           <w:t>중앙선거관리위원회 국회의원선거 개표결과 정보</w:t>
         </w:r>
       </w:hyperlink>
-      <w:hyperlink r:id="rId5" w:history="1">
+      <w:hyperlink r:id="rId6" w:history="1">
         <w:r>
           <w:rPr>
             <w:rStyle w:val="aa"/>
@@ -333,7 +331,7 @@
           <w:t>_20200415 | </w:t>
         </w:r>
       </w:hyperlink>
-      <w:hyperlink r:id="rId6" w:history="1">
+      <w:hyperlink r:id="rId7" w:history="1">
         <w:r>
           <w:rPr>
             <w:rStyle w:val="aa"/>
@@ -402,7 +400,6 @@
     <w:p>
       <w:pPr>
         <w:rPr>
-          <w:rFonts w:hint="eastAsia"/>
           <w:szCs w:val="22"/>
         </w:rPr>
       </w:pPr>
@@ -437,15 +434,13 @@
         </w:rPr>
         <w:t xml:space="preserve"> 직업이기도 하다. 그렇지만, 이와 동시에 AI의 급격한 발전은 코딩의 영역까지 들어오기 시작했고, 이제는 명령어 </w:t>
       </w:r>
-      <w:proofErr w:type="spellStart"/>
-      <w:r>
-        <w:rPr>
-          <w:rFonts w:hint="eastAsia"/>
-          <w:szCs w:val="22"/>
-        </w:rPr>
-        <w:t>몇글자면</w:t>
-      </w:r>
-      <w:proofErr w:type="spellEnd"/>
+      <w:r>
+        <w:rPr>
+          <w:rFonts w:hint="eastAsia"/>
+          <w:szCs w:val="22"/>
+        </w:rPr>
+        <w:t>몇 글자면</w:t>
+      </w:r>
       <w:r>
         <w:rPr>
           <w:rFonts w:hint="eastAsia"/>
@@ -472,49 +467,106 @@
           <w:rFonts w:hint="eastAsia"/>
           <w:szCs w:val="22"/>
         </w:rPr>
+        <w:t xml:space="preserve"> 컴공의 취업률에 대한 불안함도 있고, 관심도 많이 가지고 있는데 이번 [</w:t>
+      </w:r>
+      <w:r>
+        <w:rPr>
+          <w:rFonts w:hint="eastAsia"/>
+          <w:szCs w:val="22"/>
+        </w:rPr>
+        <w:t>확률과 통계</w:t>
+      </w:r>
+      <w:r>
+        <w:rPr>
+          <w:rFonts w:hint="eastAsia"/>
+          <w:szCs w:val="22"/>
+        </w:rPr>
+        <w:t xml:space="preserve">] 과제를 </w:t>
+      </w:r>
+      <w:r>
+        <w:rPr>
+          <w:rFonts w:hint="eastAsia"/>
+          <w:szCs w:val="22"/>
+        </w:rPr>
+        <w:t>기회 삼아서</w:t>
+      </w:r>
+      <w:r>
+        <w:rPr>
+          <w:rFonts w:hint="eastAsia"/>
+          <w:szCs w:val="22"/>
+        </w:rPr>
         <w:t xml:space="preserve"> </w:t>
       </w:r>
-      <w:proofErr w:type="spellStart"/>
-      <w:r>
-        <w:rPr>
-          <w:rFonts w:hint="eastAsia"/>
-          <w:szCs w:val="22"/>
-        </w:rPr>
-        <w:t>컴공의</w:t>
-      </w:r>
-      <w:proofErr w:type="spellEnd"/>
-      <w:r>
-        <w:rPr>
-          <w:rFonts w:hint="eastAsia"/>
-          <w:szCs w:val="22"/>
-        </w:rPr>
-        <w:t xml:space="preserve"> 취업률에 대한 불안함도 있고, 관심도 많이 가지고 있는데 이번 [</w:t>
-      </w:r>
-      <w:proofErr w:type="spellStart"/>
-      <w:r>
-        <w:rPr>
-          <w:rFonts w:hint="eastAsia"/>
-          <w:szCs w:val="22"/>
-        </w:rPr>
-        <w:t>확률과통계</w:t>
-      </w:r>
-      <w:proofErr w:type="spellEnd"/>
-      <w:r>
-        <w:rPr>
-          <w:rFonts w:hint="eastAsia"/>
-          <w:szCs w:val="22"/>
-        </w:rPr>
-        <w:t xml:space="preserve">] 과제를 </w:t>
-      </w:r>
-      <w:proofErr w:type="spellStart"/>
-      <w:r>
-        <w:rPr>
-          <w:rFonts w:hint="eastAsia"/>
-          <w:szCs w:val="22"/>
-        </w:rPr>
-        <w:t>기회삼아서</w:t>
-      </w:r>
-      <w:proofErr w:type="spellEnd"/>
+      <w:r>
+        <w:rPr>
+          <w:rFonts w:hint="eastAsia"/>
+          <w:szCs w:val="22"/>
+        </w:rPr>
+        <w:t xml:space="preserve">  </w:t>
+      </w:r>
+      <w:r>
+        <w:rPr>
+          <w:rFonts w:hint="eastAsia"/>
+          <w:szCs w:val="22"/>
+        </w:rPr>
+        <w:t>IT업계의 취업에 대한 소문이나 뉴스기사에 막연하게 의지하기 보다는 직접 객관적인 통계데이터를 찾아보고, 수업시간에 배운 데이터분석을 통해서 현재 전공분야의 취업실태를 정확히 파악해 보고자 한다. 특히 최근</w:t>
+      </w:r>
+      <w:r>
+        <w:rPr>
+          <w:rFonts w:hint="eastAsia"/>
+          <w:szCs w:val="22"/>
+        </w:rPr>
+        <w:t xml:space="preserve">의 </w:t>
+      </w:r>
+      <w:r>
+        <w:rPr>
+          <w:rFonts w:hint="eastAsia"/>
+          <w:szCs w:val="22"/>
+        </w:rPr>
+        <w:t>취업</w:t>
+      </w:r>
+      <w:r>
+        <w:rPr>
+          <w:rFonts w:hint="eastAsia"/>
+          <w:szCs w:val="22"/>
+        </w:rPr>
+        <w:t>률</w:t>
+      </w:r>
+      <w:r>
+        <w:rPr>
+          <w:rFonts w:hint="eastAsia"/>
+          <w:szCs w:val="22"/>
+        </w:rPr>
+        <w:t>과</w:t>
+      </w:r>
+      <w:r>
+        <w:rPr>
+          <w:rFonts w:hint="eastAsia"/>
+          <w:szCs w:val="22"/>
+        </w:rPr>
+        <w:t xml:space="preserve"> 그</w:t>
+      </w:r>
+      <w:r>
+        <w:rPr>
+          <w:rFonts w:hint="eastAsia"/>
+          <w:szCs w:val="22"/>
+        </w:rPr>
+        <w:t xml:space="preserve"> 수치에 대한</w:t>
+      </w:r>
+      <w:r>
+        <w:rPr>
+          <w:rFonts w:hint="eastAsia"/>
+          <w:szCs w:val="22"/>
+        </w:rPr>
+        <w:t xml:space="preserve"> 원인을 </w:t>
+      </w:r>
+      <w:r>
+        <w:rPr>
+          <w:rFonts w:hint="eastAsia"/>
+          <w:szCs w:val="22"/>
+        </w:rPr>
+        <w:t>분석함으로써</w:t>
+      </w:r>
       <w:r>
         <w:rPr>
           <w:rFonts w:hint="eastAsia"/>
@@ -527,61 +579,29 @@
           <w:rFonts w:hint="eastAsia"/>
           <w:szCs w:val="22"/>
         </w:rPr>
-        <w:t xml:space="preserve">  </w:t>
-      </w:r>
-      <w:r>
-        <w:rPr>
-          <w:rFonts w:hint="eastAsia"/>
-          <w:szCs w:val="22"/>
-        </w:rPr>
-        <w:t>IT업계의 취업에 대한 소문이나 뉴스기사에 막연하게 의지하기 보다는 직접 객관적인 통계데이터를 찾아보고, 수업시간에 배운 데이터분석을 통해서 현재 전공분야의 취업실태를 정확히 파악해 보고자 한다. 특히 최근 3~5년사이의 연도별 취업</w:t>
-      </w:r>
-      <w:r>
-        <w:rPr>
-          <w:rFonts w:hint="eastAsia"/>
-          <w:szCs w:val="22"/>
-        </w:rPr>
-        <w:t xml:space="preserve">률 </w:t>
-      </w:r>
-      <w:r>
-        <w:rPr>
-          <w:rFonts w:hint="eastAsia"/>
-          <w:szCs w:val="22"/>
-        </w:rPr>
-        <w:t xml:space="preserve">변화와 그 원인을 </w:t>
-      </w:r>
-      <w:proofErr w:type="spellStart"/>
-      <w:r>
-        <w:rPr>
-          <w:rFonts w:hint="eastAsia"/>
-          <w:szCs w:val="22"/>
-        </w:rPr>
-        <w:t>분석함으로서</w:t>
-      </w:r>
-      <w:proofErr w:type="spellEnd"/>
-      <w:r>
-        <w:rPr>
-          <w:rFonts w:hint="eastAsia"/>
-          <w:szCs w:val="22"/>
-        </w:rPr>
-        <w:t xml:space="preserve"> </w:t>
-      </w:r>
-      <w:r>
-        <w:rPr>
-          <w:rFonts w:hint="eastAsia"/>
-          <w:szCs w:val="22"/>
-        </w:rPr>
-        <w:t xml:space="preserve">경제상황과 당시의 원인들에 대해 알아보고, 대학별 취업률도 </w:t>
-      </w:r>
-      <w:proofErr w:type="spellStart"/>
-      <w:r>
-        <w:rPr>
-          <w:rFonts w:hint="eastAsia"/>
-          <w:szCs w:val="22"/>
-        </w:rPr>
-        <w:t>함깨</w:t>
-      </w:r>
-      <w:proofErr w:type="spellEnd"/>
+        <w:t xml:space="preserve">경제상황과 당시의 원인들에 대해 알아보고, </w:t>
+      </w:r>
+      <w:r>
+        <w:rPr>
+          <w:rFonts w:hint="eastAsia"/>
+          <w:szCs w:val="22"/>
+        </w:rPr>
+        <w:t xml:space="preserve">서울소재 </w:t>
+      </w:r>
+      <w:r>
+        <w:rPr>
+          <w:rFonts w:hint="eastAsia"/>
+          <w:szCs w:val="22"/>
+        </w:rPr>
+        <w:t>대학별 취업률도 함</w:t>
+      </w:r>
+      <w:r>
+        <w:rPr>
+          <w:rFonts w:hint="eastAsia"/>
+          <w:szCs w:val="22"/>
+        </w:rPr>
+        <w:t>께</w:t>
+      </w:r>
       <w:r>
         <w:rPr>
           <w:rFonts w:hint="eastAsia"/>
@@ -589,15 +609,13 @@
         </w:rPr>
         <w:t xml:space="preserve"> 분석하여 </w:t>
       </w:r>
-      <w:proofErr w:type="spellStart"/>
-      <w:r>
-        <w:rPr>
-          <w:rFonts w:hint="eastAsia"/>
-          <w:szCs w:val="22"/>
-        </w:rPr>
-        <w:t>대학간의</w:t>
-      </w:r>
-      <w:proofErr w:type="spellEnd"/>
+      <w:r>
+        <w:rPr>
+          <w:rFonts w:hint="eastAsia"/>
+          <w:szCs w:val="22"/>
+        </w:rPr>
+        <w:t>대학 간의 취업률과</w:t>
+      </w:r>
       <w:r>
         <w:rPr>
           <w:rFonts w:hint="eastAsia"/>
@@ -605,15 +623,13 @@
         </w:rPr>
         <w:t xml:space="preserve"> 컴퓨터 공학과 </w:t>
       </w:r>
-      <w:proofErr w:type="spellStart"/>
-      <w:r>
-        <w:rPr>
-          <w:rFonts w:hint="eastAsia"/>
-          <w:szCs w:val="22"/>
-        </w:rPr>
-        <w:t>취엽률</w:t>
-      </w:r>
-      <w:proofErr w:type="spellEnd"/>
+      <w:r>
+        <w:rPr>
+          <w:rFonts w:hint="eastAsia"/>
+          <w:szCs w:val="22"/>
+        </w:rPr>
+        <w:t>취업률의</w:t>
+      </w:r>
       <w:r>
         <w:rPr>
           <w:rFonts w:hint="eastAsia"/>
@@ -625,15 +641,1714 @@
     <w:p>
       <w:pPr>
         <w:rPr>
-          <w:sz w:val="24"/>
+          <w:szCs w:val="22"/>
         </w:rPr>
       </w:pPr>
     </w:p>
     <w:p>
       <w:pPr>
         <w:rPr>
-          <w:rFonts w:hint="eastAsia"/>
+          <w:szCs w:val="22"/>
+        </w:rPr>
+      </w:pPr>
+      <w:r>
+        <w:rPr>
+          <w:rFonts w:hint="eastAsia"/>
+          <w:szCs w:val="22"/>
+        </w:rPr>
+        <w:t>데이터 수집 및 분석대상 선정</w:t>
+      </w:r>
+    </w:p>
+    <w:p>
+      <w:pPr>
+        <w:rPr>
+          <w:szCs w:val="22"/>
+        </w:rPr>
+      </w:pPr>
+      <w:r>
+        <w:rPr>
+          <w:rFonts w:hint="eastAsia"/>
+          <w:szCs w:val="22"/>
+        </w:rPr>
+        <w:t>분석의 목적을 달성하기 위해서 가장 먼저</w:t>
+      </w:r>
+      <w:r>
+        <w:rPr>
+          <w:rFonts w:hint="eastAsia"/>
+          <w:szCs w:val="22"/>
+        </w:rPr>
+        <w:t xml:space="preserve"> 교육부 및 한국교육개발원에서 공시하는</w:t>
+      </w:r>
+      <w:r>
+        <w:rPr>
+          <w:rFonts w:hint="eastAsia"/>
+          <w:szCs w:val="22"/>
+        </w:rPr>
+        <w:t xml:space="preserve"> 대학알리미(</w:t>
+      </w:r>
+      <w:hyperlink r:id="rId8" w:history="1">
+        <w:r>
+          <w:rPr>
+            <w:rStyle w:val="aa"/>
+            <w:szCs w:val="22"/>
+          </w:rPr>
+          <w:t>https://www.academyinfo.go.kr/</w:t>
+        </w:r>
+      </w:hyperlink>
+      <w:r>
+        <w:rPr>
+          <w:rFonts w:hint="eastAsia"/>
+          <w:szCs w:val="22"/>
+        </w:rPr>
+        <w:t>)의 공시자료</w:t>
+      </w:r>
+      <w:r>
+        <w:rPr>
+          <w:rFonts w:hint="eastAsia"/>
+          <w:szCs w:val="22"/>
+        </w:rPr>
+        <w:t>와 KESS교육통계서비스(</w:t>
+      </w:r>
+      <w:r>
+        <w:rPr>
+          <w:szCs w:val="22"/>
+        </w:rPr>
+        <w:t>kess.kedi.re.kr</w:t>
+      </w:r>
+      <w:r>
+        <w:rPr>
+          <w:rFonts w:hint="eastAsia"/>
+          <w:szCs w:val="22"/>
+        </w:rPr>
+        <w:t>)를</w:t>
+      </w:r>
+      <w:r>
+        <w:rPr>
+          <w:rFonts w:hint="eastAsia"/>
+          <w:szCs w:val="22"/>
+        </w:rPr>
+        <w:t xml:space="preserve"> 바탕으로</w:t>
+      </w:r>
+      <w:r>
+        <w:rPr>
+          <w:rFonts w:hint="eastAsia"/>
+          <w:szCs w:val="22"/>
+        </w:rPr>
+        <w:t xml:space="preserve"> 자료를 조사하였으며, 먼저</w:t>
+      </w:r>
+      <w:r>
+        <w:rPr>
+          <w:rFonts w:hint="eastAsia"/>
+          <w:szCs w:val="22"/>
+        </w:rPr>
+        <w:t xml:space="preserve"> 서울소재의 대학교 42곳의 취업률 데이터를 수집하여 기술통계 분석을 실시하였다. 이는 전공분야가 속한 서울권대학들의 전반적인 취업 경쟁력을 파악하기 위한 기초 작업이다. 취업률이 0.0%로 나타나는 일부 미집계대학을 제외한 39개 대학을 기준으로 산출한 기술 통계량은 다음과 같다</w:t>
+      </w:r>
+    </w:p>
+    <w:p>
+      <w:pPr>
+        <w:rPr>
           <w:sz w:val="24"/>
+        </w:rPr>
+      </w:pPr>
+      <w:r>
+        <w:rPr>
+          <w:sz w:val="24"/>
+        </w:rPr>
+        <w:drawing>
+          <wp:inline distT="0" distB="0" distL="0" distR="0" wp14:anchorId="5DAB39DB" wp14:editId="63E804AD">
+            <wp:extent cx="2464130" cy="2674341"/>
+            <wp:effectExtent l="0" t="0" r="0" b="0"/>
+            <wp:docPr id="1896810279" name="그림 1"/>
+            <wp:cNvGraphicFramePr>
+              <a:graphicFrameLocks xmlns:a="http://schemas.openxmlformats.org/drawingml/2006/main" noChangeAspect="1"/>
+            </wp:cNvGraphicFramePr>
+            <a:graphic xmlns:a="http://schemas.openxmlformats.org/drawingml/2006/main">
+              <a:graphicData uri="http://schemas.openxmlformats.org/drawingml/2006/picture">
+                <pic:pic xmlns:pic="http://schemas.openxmlformats.org/drawingml/2006/picture">
+                  <pic:nvPicPr>
+                    <pic:cNvPr id="1896810279" name=""/>
+                    <pic:cNvPicPr/>
+                  </pic:nvPicPr>
+                  <pic:blipFill>
+                    <a:blip r:embed="rId9"/>
+                    <a:stretch>
+                      <a:fillRect/>
+                    </a:stretch>
+                  </pic:blipFill>
+                  <pic:spPr>
+                    <a:xfrm>
+                      <a:off x="0" y="0"/>
+                      <a:ext cx="2492522" cy="2705155"/>
+                    </a:xfrm>
+                    <a:prstGeom prst="rect">
+                      <a:avLst/>
+                    </a:prstGeom>
+                  </pic:spPr>
+                </pic:pic>
+              </a:graphicData>
+            </a:graphic>
+          </wp:inline>
+        </w:drawing>
+      </w:r>
+      <w:r>
+        <w:rPr>
+          <w:rFonts w:hint="eastAsia"/>
+          <w:sz w:val="24"/>
+        </w:rPr>
+        <w:t>.</w:t>
+      </w:r>
+      <w:r>
+        <w:rPr>
+          <w:sz w:val="24"/>
+        </w:rPr>
+        <w:t xml:space="preserve"> </w:t>
+      </w:r>
+      <w:r>
+        <w:rPr>
+          <w:sz w:val="24"/>
+        </w:rPr>
+        <w:drawing>
+          <wp:inline distT="0" distB="0" distL="0" distR="0" wp14:anchorId="5F5D7BD9" wp14:editId="35170BF5">
+            <wp:extent cx="3117273" cy="2432756"/>
+            <wp:effectExtent l="0" t="0" r="6985" b="5715"/>
+            <wp:docPr id="1322372327" name="그림 1"/>
+            <wp:cNvGraphicFramePr>
+              <a:graphicFrameLocks xmlns:a="http://schemas.openxmlformats.org/drawingml/2006/main" noChangeAspect="1"/>
+            </wp:cNvGraphicFramePr>
+            <a:graphic xmlns:a="http://schemas.openxmlformats.org/drawingml/2006/main">
+              <a:graphicData uri="http://schemas.openxmlformats.org/drawingml/2006/picture">
+                <pic:pic xmlns:pic="http://schemas.openxmlformats.org/drawingml/2006/picture">
+                  <pic:nvPicPr>
+                    <pic:cNvPr id="1322372327" name=""/>
+                    <pic:cNvPicPr/>
+                  </pic:nvPicPr>
+                  <pic:blipFill>
+                    <a:blip r:embed="rId10"/>
+                    <a:stretch>
+                      <a:fillRect/>
+                    </a:stretch>
+                  </pic:blipFill>
+                  <pic:spPr>
+                    <a:xfrm>
+                      <a:off x="0" y="0"/>
+                      <a:ext cx="3190106" cy="2489596"/>
+                    </a:xfrm>
+                    <a:prstGeom prst="rect">
+                      <a:avLst/>
+                    </a:prstGeom>
+                  </pic:spPr>
+                </pic:pic>
+              </a:graphicData>
+            </a:graphic>
+          </wp:inline>
+        </w:drawing>
+      </w:r>
+    </w:p>
+    <w:tbl>
+      <w:tblPr>
+        <w:tblW w:w="0" w:type="auto"/>
+        <w:tblCellSpacing w:w="15" w:type="dxa"/>
+        <w:tblCellMar>
+          <w:left w:w="0" w:type="dxa"/>
+          <w:right w:w="0" w:type="dxa"/>
+        </w:tblCellMar>
+        <w:tblLook w:val="04A0" w:firstRow="1" w:lastRow="0" w:firstColumn="1" w:lastColumn="0" w:noHBand="0" w:noVBand="1"/>
+      </w:tblPr>
+      <w:tblGrid>
+        <w:gridCol w:w="1339"/>
+        <w:gridCol w:w="655"/>
+        <w:gridCol w:w="2615"/>
+      </w:tblGrid>
+      <w:tr>
+        <w:trPr>
+          <w:tblHeader/>
+          <w:tblCellSpacing w:w="15" w:type="dxa"/>
+        </w:trPr>
+        <w:tc>
+          <w:tcPr>
+            <w:tcW w:w="0" w:type="auto"/>
+            <w:tcBorders>
+              <w:top w:val="single" w:sz="6" w:space="0" w:color="auto"/>
+              <w:left w:val="single" w:sz="6" w:space="0" w:color="auto"/>
+              <w:bottom w:val="single" w:sz="6" w:space="0" w:color="auto"/>
+              <w:right w:val="single" w:sz="6" w:space="0" w:color="auto"/>
+            </w:tcBorders>
+            <w:tcMar>
+              <w:top w:w="240" w:type="dxa"/>
+              <w:left w:w="0" w:type="dxa"/>
+              <w:bottom w:w="240" w:type="dxa"/>
+              <w:right w:w="180" w:type="dxa"/>
+            </w:tcMar>
+            <w:vAlign w:val="center"/>
+            <w:hideMark/>
+          </w:tcPr>
+          <w:p>
+            <w:pPr>
+              <w:rPr>
+                <w:sz w:val="12"/>
+                <w:szCs w:val="12"/>
+              </w:rPr>
+            </w:pPr>
+            <w:r>
+              <w:rPr>
+                <w:b/>
+                <w:bCs/>
+                <w:sz w:val="12"/>
+                <w:szCs w:val="12"/>
+              </w:rPr>
+              <w:lastRenderedPageBreak/>
+              <w:t>통계 지표</w:t>
+            </w:r>
+          </w:p>
+        </w:tc>
+        <w:tc>
+          <w:tcPr>
+            <w:tcW w:w="0" w:type="auto"/>
+            <w:tcBorders>
+              <w:top w:val="single" w:sz="6" w:space="0" w:color="auto"/>
+              <w:left w:val="single" w:sz="6" w:space="0" w:color="auto"/>
+              <w:bottom w:val="single" w:sz="6" w:space="0" w:color="auto"/>
+              <w:right w:val="single" w:sz="6" w:space="0" w:color="auto"/>
+            </w:tcBorders>
+            <w:tcMar>
+              <w:top w:w="240" w:type="dxa"/>
+              <w:left w:w="0" w:type="dxa"/>
+              <w:bottom w:w="240" w:type="dxa"/>
+              <w:right w:w="180" w:type="dxa"/>
+            </w:tcMar>
+            <w:vAlign w:val="center"/>
+            <w:hideMark/>
+          </w:tcPr>
+          <w:p>
+            <w:pPr>
+              <w:rPr>
+                <w:sz w:val="12"/>
+                <w:szCs w:val="12"/>
+              </w:rPr>
+            </w:pPr>
+            <w:r>
+              <w:rPr>
+                <w:b/>
+                <w:bCs/>
+                <w:sz w:val="12"/>
+                <w:szCs w:val="12"/>
+              </w:rPr>
+              <w:t>수치</w:t>
+            </w:r>
+          </w:p>
+        </w:tc>
+        <w:tc>
+          <w:tcPr>
+            <w:tcW w:w="0" w:type="auto"/>
+            <w:tcBorders>
+              <w:top w:val="single" w:sz="6" w:space="0" w:color="auto"/>
+              <w:left w:val="single" w:sz="6" w:space="0" w:color="auto"/>
+              <w:bottom w:val="single" w:sz="6" w:space="0" w:color="auto"/>
+              <w:right w:val="single" w:sz="6" w:space="0" w:color="auto"/>
+            </w:tcBorders>
+            <w:tcMar>
+              <w:top w:w="240" w:type="dxa"/>
+              <w:left w:w="0" w:type="dxa"/>
+              <w:bottom w:w="240" w:type="dxa"/>
+              <w:right w:w="0" w:type="dxa"/>
+            </w:tcMar>
+            <w:vAlign w:val="center"/>
+            <w:hideMark/>
+          </w:tcPr>
+          <w:p>
+            <w:pPr>
+              <w:rPr>
+                <w:sz w:val="12"/>
+                <w:szCs w:val="12"/>
+              </w:rPr>
+            </w:pPr>
+            <w:r>
+              <w:rPr>
+                <w:b/>
+                <w:bCs/>
+                <w:sz w:val="12"/>
+                <w:szCs w:val="12"/>
+              </w:rPr>
+              <w:t>비고</w:t>
+            </w:r>
+          </w:p>
+        </w:tc>
+      </w:tr>
+      <w:tr>
+        <w:trPr>
+          <w:tblCellSpacing w:w="15" w:type="dxa"/>
+        </w:trPr>
+        <w:tc>
+          <w:tcPr>
+            <w:tcW w:w="0" w:type="auto"/>
+            <w:tcBorders>
+              <w:top w:val="single" w:sz="6" w:space="0" w:color="auto"/>
+              <w:left w:val="single" w:sz="6" w:space="0" w:color="auto"/>
+              <w:bottom w:val="single" w:sz="6" w:space="0" w:color="auto"/>
+              <w:right w:val="single" w:sz="6" w:space="0" w:color="auto"/>
+            </w:tcBorders>
+            <w:tcMar>
+              <w:top w:w="240" w:type="dxa"/>
+              <w:left w:w="0" w:type="dxa"/>
+              <w:bottom w:w="240" w:type="dxa"/>
+              <w:right w:w="180" w:type="dxa"/>
+            </w:tcMar>
+            <w:vAlign w:val="center"/>
+            <w:hideMark/>
+          </w:tcPr>
+          <w:p>
+            <w:pPr>
+              <w:rPr>
+                <w:sz w:val="12"/>
+                <w:szCs w:val="12"/>
+              </w:rPr>
+            </w:pPr>
+            <w:r>
+              <w:rPr>
+                <w:b/>
+                <w:bCs/>
+                <w:sz w:val="12"/>
+                <w:szCs w:val="12"/>
+              </w:rPr>
+              <w:t>평균 취업률(bar{x})</w:t>
+            </w:r>
+          </w:p>
+        </w:tc>
+        <w:tc>
+          <w:tcPr>
+            <w:tcW w:w="0" w:type="auto"/>
+            <w:tcBorders>
+              <w:top w:val="single" w:sz="6" w:space="0" w:color="auto"/>
+              <w:left w:val="single" w:sz="6" w:space="0" w:color="auto"/>
+              <w:bottom w:val="single" w:sz="6" w:space="0" w:color="auto"/>
+              <w:right w:val="single" w:sz="6" w:space="0" w:color="auto"/>
+            </w:tcBorders>
+            <w:tcMar>
+              <w:top w:w="240" w:type="dxa"/>
+              <w:left w:w="0" w:type="dxa"/>
+              <w:bottom w:w="240" w:type="dxa"/>
+              <w:right w:w="180" w:type="dxa"/>
+            </w:tcMar>
+            <w:vAlign w:val="center"/>
+            <w:hideMark/>
+          </w:tcPr>
+          <w:p>
+            <w:pPr>
+              <w:rPr>
+                <w:sz w:val="12"/>
+                <w:szCs w:val="12"/>
+              </w:rPr>
+            </w:pPr>
+            <w:r>
+              <w:rPr>
+                <w:b/>
+                <w:bCs/>
+                <w:sz w:val="12"/>
+                <w:szCs w:val="12"/>
+              </w:rPr>
+              <w:t>67.14%</w:t>
+            </w:r>
+          </w:p>
+        </w:tc>
+        <w:tc>
+          <w:tcPr>
+            <w:tcW w:w="0" w:type="auto"/>
+            <w:tcBorders>
+              <w:top w:val="single" w:sz="6" w:space="0" w:color="auto"/>
+              <w:left w:val="single" w:sz="6" w:space="0" w:color="auto"/>
+              <w:bottom w:val="single" w:sz="6" w:space="0" w:color="auto"/>
+              <w:right w:val="single" w:sz="6" w:space="0" w:color="auto"/>
+            </w:tcBorders>
+            <w:tcMar>
+              <w:top w:w="240" w:type="dxa"/>
+              <w:left w:w="0" w:type="dxa"/>
+              <w:bottom w:w="240" w:type="dxa"/>
+              <w:right w:w="0" w:type="dxa"/>
+            </w:tcMar>
+            <w:vAlign w:val="center"/>
+            <w:hideMark/>
+          </w:tcPr>
+          <w:p>
+            <w:pPr>
+              <w:rPr>
+                <w:sz w:val="12"/>
+                <w:szCs w:val="12"/>
+              </w:rPr>
+            </w:pPr>
+            <w:r>
+              <w:rPr>
+                <w:sz w:val="12"/>
+                <w:szCs w:val="12"/>
+              </w:rPr>
+              <w:t>서울권 대학의 산술 평균치</w:t>
+            </w:r>
+          </w:p>
+        </w:tc>
+      </w:tr>
+      <w:tr>
+        <w:trPr>
+          <w:tblCellSpacing w:w="15" w:type="dxa"/>
+        </w:trPr>
+        <w:tc>
+          <w:tcPr>
+            <w:tcW w:w="0" w:type="auto"/>
+            <w:tcBorders>
+              <w:top w:val="single" w:sz="6" w:space="0" w:color="auto"/>
+              <w:left w:val="single" w:sz="6" w:space="0" w:color="auto"/>
+              <w:bottom w:val="single" w:sz="6" w:space="0" w:color="auto"/>
+              <w:right w:val="single" w:sz="6" w:space="0" w:color="auto"/>
+            </w:tcBorders>
+            <w:tcMar>
+              <w:top w:w="240" w:type="dxa"/>
+              <w:left w:w="0" w:type="dxa"/>
+              <w:bottom w:w="240" w:type="dxa"/>
+              <w:right w:w="180" w:type="dxa"/>
+            </w:tcMar>
+            <w:vAlign w:val="center"/>
+            <w:hideMark/>
+          </w:tcPr>
+          <w:p>
+            <w:pPr>
+              <w:rPr>
+                <w:sz w:val="12"/>
+                <w:szCs w:val="12"/>
+              </w:rPr>
+            </w:pPr>
+            <w:r>
+              <w:rPr>
+                <w:b/>
+                <w:bCs/>
+                <w:sz w:val="12"/>
+                <w:szCs w:val="12"/>
+              </w:rPr>
+              <w:t>표준편차(s)</w:t>
+            </w:r>
+          </w:p>
+        </w:tc>
+        <w:tc>
+          <w:tcPr>
+            <w:tcW w:w="0" w:type="auto"/>
+            <w:tcBorders>
+              <w:top w:val="single" w:sz="6" w:space="0" w:color="auto"/>
+              <w:left w:val="single" w:sz="6" w:space="0" w:color="auto"/>
+              <w:bottom w:val="single" w:sz="6" w:space="0" w:color="auto"/>
+              <w:right w:val="single" w:sz="6" w:space="0" w:color="auto"/>
+            </w:tcBorders>
+            <w:tcMar>
+              <w:top w:w="240" w:type="dxa"/>
+              <w:left w:w="0" w:type="dxa"/>
+              <w:bottom w:w="240" w:type="dxa"/>
+              <w:right w:w="180" w:type="dxa"/>
+            </w:tcMar>
+            <w:vAlign w:val="center"/>
+            <w:hideMark/>
+          </w:tcPr>
+          <w:p>
+            <w:pPr>
+              <w:rPr>
+                <w:sz w:val="12"/>
+                <w:szCs w:val="12"/>
+              </w:rPr>
+            </w:pPr>
+            <w:r>
+              <w:rPr>
+                <w:b/>
+                <w:bCs/>
+                <w:sz w:val="12"/>
+                <w:szCs w:val="12"/>
+              </w:rPr>
+              <w:t>5.76</w:t>
+            </w:r>
+          </w:p>
+        </w:tc>
+        <w:tc>
+          <w:tcPr>
+            <w:tcW w:w="0" w:type="auto"/>
+            <w:tcBorders>
+              <w:top w:val="single" w:sz="6" w:space="0" w:color="auto"/>
+              <w:left w:val="single" w:sz="6" w:space="0" w:color="auto"/>
+              <w:bottom w:val="single" w:sz="6" w:space="0" w:color="auto"/>
+              <w:right w:val="single" w:sz="6" w:space="0" w:color="auto"/>
+            </w:tcBorders>
+            <w:tcMar>
+              <w:top w:w="240" w:type="dxa"/>
+              <w:left w:w="0" w:type="dxa"/>
+              <w:bottom w:w="240" w:type="dxa"/>
+              <w:right w:w="0" w:type="dxa"/>
+            </w:tcMar>
+            <w:vAlign w:val="center"/>
+            <w:hideMark/>
+          </w:tcPr>
+          <w:p>
+            <w:pPr>
+              <w:rPr>
+                <w:sz w:val="12"/>
+                <w:szCs w:val="12"/>
+              </w:rPr>
+            </w:pPr>
+            <w:r>
+              <w:rPr>
+                <w:sz w:val="12"/>
+                <w:szCs w:val="12"/>
+              </w:rPr>
+              <w:t>대학 간 취업 성과 격차의 척도</w:t>
+            </w:r>
+          </w:p>
+        </w:tc>
+      </w:tr>
+      <w:tr>
+        <w:trPr>
+          <w:tblCellSpacing w:w="15" w:type="dxa"/>
+        </w:trPr>
+        <w:tc>
+          <w:tcPr>
+            <w:tcW w:w="0" w:type="auto"/>
+            <w:tcBorders>
+              <w:top w:val="single" w:sz="6" w:space="0" w:color="auto"/>
+              <w:left w:val="single" w:sz="6" w:space="0" w:color="auto"/>
+              <w:bottom w:val="single" w:sz="6" w:space="0" w:color="auto"/>
+              <w:right w:val="single" w:sz="6" w:space="0" w:color="auto"/>
+            </w:tcBorders>
+            <w:tcMar>
+              <w:top w:w="240" w:type="dxa"/>
+              <w:left w:w="0" w:type="dxa"/>
+              <w:bottom w:w="240" w:type="dxa"/>
+              <w:right w:w="180" w:type="dxa"/>
+            </w:tcMar>
+            <w:vAlign w:val="center"/>
+            <w:hideMark/>
+          </w:tcPr>
+          <w:p>
+            <w:pPr>
+              <w:rPr>
+                <w:sz w:val="12"/>
+                <w:szCs w:val="12"/>
+              </w:rPr>
+            </w:pPr>
+            <w:r>
+              <w:rPr>
+                <w:b/>
+                <w:bCs/>
+                <w:sz w:val="12"/>
+                <w:szCs w:val="12"/>
+              </w:rPr>
+              <w:t>최고 취업률</w:t>
+            </w:r>
+          </w:p>
+        </w:tc>
+        <w:tc>
+          <w:tcPr>
+            <w:tcW w:w="0" w:type="auto"/>
+            <w:tcBorders>
+              <w:top w:val="single" w:sz="6" w:space="0" w:color="auto"/>
+              <w:left w:val="single" w:sz="6" w:space="0" w:color="auto"/>
+              <w:bottom w:val="single" w:sz="6" w:space="0" w:color="auto"/>
+              <w:right w:val="single" w:sz="6" w:space="0" w:color="auto"/>
+            </w:tcBorders>
+            <w:tcMar>
+              <w:top w:w="240" w:type="dxa"/>
+              <w:left w:w="0" w:type="dxa"/>
+              <w:bottom w:w="240" w:type="dxa"/>
+              <w:right w:w="180" w:type="dxa"/>
+            </w:tcMar>
+            <w:vAlign w:val="center"/>
+            <w:hideMark/>
+          </w:tcPr>
+          <w:p>
+            <w:pPr>
+              <w:rPr>
+                <w:sz w:val="12"/>
+                <w:szCs w:val="12"/>
+              </w:rPr>
+            </w:pPr>
+            <w:r>
+              <w:rPr>
+                <w:b/>
+                <w:bCs/>
+                <w:sz w:val="12"/>
+                <w:szCs w:val="12"/>
+              </w:rPr>
+              <w:t>88.1%</w:t>
+            </w:r>
+          </w:p>
+        </w:tc>
+        <w:tc>
+          <w:tcPr>
+            <w:tcW w:w="0" w:type="auto"/>
+            <w:tcBorders>
+              <w:top w:val="single" w:sz="6" w:space="0" w:color="auto"/>
+              <w:left w:val="single" w:sz="6" w:space="0" w:color="auto"/>
+              <w:bottom w:val="single" w:sz="6" w:space="0" w:color="auto"/>
+              <w:right w:val="single" w:sz="6" w:space="0" w:color="auto"/>
+            </w:tcBorders>
+            <w:tcMar>
+              <w:top w:w="240" w:type="dxa"/>
+              <w:left w:w="0" w:type="dxa"/>
+              <w:bottom w:w="240" w:type="dxa"/>
+              <w:right w:w="0" w:type="dxa"/>
+            </w:tcMar>
+            <w:vAlign w:val="center"/>
+            <w:hideMark/>
+          </w:tcPr>
+          <w:p>
+            <w:pPr>
+              <w:rPr>
+                <w:sz w:val="12"/>
+                <w:szCs w:val="12"/>
+              </w:rPr>
+            </w:pPr>
+            <w:r>
+              <w:rPr>
+                <w:sz w:val="12"/>
+                <w:szCs w:val="12"/>
+              </w:rPr>
+              <w:t>분석 대상 중 최상위 값 (가톨릭대 제2캠퍼스)</w:t>
+            </w:r>
+          </w:p>
+        </w:tc>
+      </w:tr>
+      <w:tr>
+        <w:trPr>
+          <w:tblCellSpacing w:w="15" w:type="dxa"/>
+        </w:trPr>
+        <w:tc>
+          <w:tcPr>
+            <w:tcW w:w="0" w:type="auto"/>
+            <w:tcBorders>
+              <w:top w:val="single" w:sz="6" w:space="0" w:color="auto"/>
+              <w:left w:val="single" w:sz="6" w:space="0" w:color="auto"/>
+              <w:bottom w:val="single" w:sz="6" w:space="0" w:color="auto"/>
+              <w:right w:val="single" w:sz="6" w:space="0" w:color="auto"/>
+            </w:tcBorders>
+            <w:tcMar>
+              <w:top w:w="240" w:type="dxa"/>
+              <w:left w:w="0" w:type="dxa"/>
+              <w:bottom w:w="240" w:type="dxa"/>
+              <w:right w:w="180" w:type="dxa"/>
+            </w:tcMar>
+            <w:vAlign w:val="center"/>
+            <w:hideMark/>
+          </w:tcPr>
+          <w:p>
+            <w:pPr>
+              <w:rPr>
+                <w:sz w:val="12"/>
+                <w:szCs w:val="12"/>
+              </w:rPr>
+            </w:pPr>
+            <w:r>
+              <w:rPr>
+                <w:b/>
+                <w:bCs/>
+                <w:sz w:val="12"/>
+                <w:szCs w:val="12"/>
+              </w:rPr>
+              <w:t>최저 취업률</w:t>
+            </w:r>
+          </w:p>
+        </w:tc>
+        <w:tc>
+          <w:tcPr>
+            <w:tcW w:w="0" w:type="auto"/>
+            <w:tcBorders>
+              <w:top w:val="single" w:sz="6" w:space="0" w:color="auto"/>
+              <w:left w:val="single" w:sz="6" w:space="0" w:color="auto"/>
+              <w:bottom w:val="single" w:sz="6" w:space="0" w:color="auto"/>
+              <w:right w:val="single" w:sz="6" w:space="0" w:color="auto"/>
+            </w:tcBorders>
+            <w:tcMar>
+              <w:top w:w="240" w:type="dxa"/>
+              <w:left w:w="0" w:type="dxa"/>
+              <w:bottom w:w="240" w:type="dxa"/>
+              <w:right w:w="180" w:type="dxa"/>
+            </w:tcMar>
+            <w:vAlign w:val="center"/>
+            <w:hideMark/>
+          </w:tcPr>
+          <w:p>
+            <w:pPr>
+              <w:rPr>
+                <w:sz w:val="12"/>
+                <w:szCs w:val="12"/>
+              </w:rPr>
+            </w:pPr>
+            <w:r>
+              <w:rPr>
+                <w:b/>
+                <w:bCs/>
+                <w:sz w:val="12"/>
+                <w:szCs w:val="12"/>
+              </w:rPr>
+              <w:t>56.8%</w:t>
+            </w:r>
+          </w:p>
+        </w:tc>
+        <w:tc>
+          <w:tcPr>
+            <w:tcW w:w="0" w:type="auto"/>
+            <w:tcBorders>
+              <w:top w:val="single" w:sz="6" w:space="0" w:color="auto"/>
+              <w:left w:val="single" w:sz="6" w:space="0" w:color="auto"/>
+              <w:bottom w:val="single" w:sz="6" w:space="0" w:color="auto"/>
+              <w:right w:val="single" w:sz="6" w:space="0" w:color="auto"/>
+            </w:tcBorders>
+            <w:tcMar>
+              <w:top w:w="240" w:type="dxa"/>
+              <w:left w:w="0" w:type="dxa"/>
+              <w:bottom w:w="240" w:type="dxa"/>
+              <w:right w:w="0" w:type="dxa"/>
+            </w:tcMar>
+            <w:vAlign w:val="center"/>
+            <w:hideMark/>
+          </w:tcPr>
+          <w:p>
+            <w:pPr>
+              <w:rPr>
+                <w:sz w:val="12"/>
+                <w:szCs w:val="12"/>
+              </w:rPr>
+            </w:pPr>
+            <w:r>
+              <w:rPr>
+                <w:sz w:val="12"/>
+                <w:szCs w:val="12"/>
+              </w:rPr>
+              <w:t>유효 데이터 중 최하위 값</w:t>
+            </w:r>
+          </w:p>
+        </w:tc>
+      </w:tr>
+    </w:tbl>
+    <w:p>
+      <w:pPr>
+        <w:rPr>
+          <w:szCs w:val="22"/>
+        </w:rPr>
+      </w:pPr>
+      <w:r>
+        <w:rPr>
+          <w:rFonts w:hint="eastAsia"/>
+          <w:szCs w:val="22"/>
+        </w:rPr>
+        <w:t>서울 소재 대학의 취업률 표준편차는 5.76으로 나타났다. 이는 취업률이 평균근처에 밀집되어 있으면서도, 최고와 최저의 차이가 31.3%에 달해 서울내에서도 대학별 취업 경쟁력의 격차가 있음을 나타낸다. 본인이 재학중인 한성대학교의 취업률은 66.8%로 조사되었다. 이는 서울지역 평균값(67.14%)와 거의 일치하는 수치로 서울권 대학의 평균적인 취업 성과를 유지하고 있음을 확인</w:t>
+      </w:r>
+      <w:r>
+        <w:rPr>
+          <w:szCs w:val="22"/>
+        </w:rPr>
+        <w:t>할수있다</w:t>
+      </w:r>
+      <w:r>
+        <w:rPr>
+          <w:rFonts w:hint="eastAsia"/>
+          <w:szCs w:val="22"/>
+        </w:rPr>
+        <w:t>.</w:t>
+      </w:r>
+    </w:p>
+    <w:p>
+      <w:pPr>
+        <w:rPr>
+          <w:szCs w:val="22"/>
+        </w:rPr>
+      </w:pPr>
+      <w:r>
+        <w:rPr>
+          <w:rFonts w:hint="eastAsia"/>
+          <w:szCs w:val="22"/>
+        </w:rPr>
+        <w:t>수집된 서울소재 대학</w:t>
+      </w:r>
+      <w:r>
+        <w:rPr>
+          <w:rFonts w:hint="eastAsia"/>
+          <w:szCs w:val="22"/>
+        </w:rPr>
+        <w:t>에서</w:t>
+      </w:r>
+      <w:r>
+        <w:rPr>
+          <w:rFonts w:hint="eastAsia"/>
+          <w:szCs w:val="22"/>
+        </w:rPr>
+        <w:t xml:space="preserve"> 컴퓨터공학부의 데이터를 추출하여 분석한 결과, 컴퓨터공학부의 </w:t>
+      </w:r>
+      <w:r>
+        <w:rPr>
+          <w:rFonts w:hint="eastAsia"/>
+          <w:szCs w:val="22"/>
+        </w:rPr>
+        <w:t>평균 취업률은</w:t>
+      </w:r>
+      <w:r>
+        <w:rPr>
+          <w:rFonts w:hint="eastAsia"/>
+          <w:szCs w:val="22"/>
+        </w:rPr>
+        <w:t xml:space="preserve"> 75.20%, 표준편차는 3.85로 나타났다.</w:t>
+      </w:r>
+      <w:r>
+        <w:rPr>
+          <w:rFonts w:hint="eastAsia"/>
+          <w:szCs w:val="22"/>
+        </w:rPr>
+        <w:t xml:space="preserve"> 컴퓨터 공학부의 표준편차가 전체평균 편차보다 낮게 </w:t>
+      </w:r>
+      <w:r>
+        <w:rPr>
+          <w:rFonts w:hint="eastAsia"/>
+          <w:szCs w:val="22"/>
+        </w:rPr>
+        <w:t>나타난다는 점은</w:t>
+      </w:r>
+      <w:r>
+        <w:rPr>
+          <w:rFonts w:hint="eastAsia"/>
+          <w:szCs w:val="22"/>
+        </w:rPr>
+        <w:t xml:space="preserve">, 서울권 내 컴퓨터공학 전공자 집단 전체가 안정적인 취업 성과를 내고 있음을 의미하며, </w:t>
+      </w:r>
+      <w:r>
+        <w:rPr>
+          <w:szCs w:val="22"/>
+        </w:rPr>
+        <w:t>‘</w:t>
+      </w:r>
+      <w:r>
+        <w:rPr>
+          <w:rFonts w:hint="eastAsia"/>
+          <w:szCs w:val="22"/>
+        </w:rPr>
+        <w:t>전공역량</w:t>
+      </w:r>
+      <w:r>
+        <w:rPr>
+          <w:szCs w:val="22"/>
+        </w:rPr>
+        <w:t>’</w:t>
+      </w:r>
+      <w:r>
+        <w:rPr>
+          <w:rFonts w:hint="eastAsia"/>
+          <w:szCs w:val="22"/>
+        </w:rPr>
+        <w:t xml:space="preserve">이 취업시장에서 더 강력한 변수로 작용하고 있음을 시사한다고 볼수있다. </w:t>
+      </w:r>
+    </w:p>
+    <w:p>
+      <w:pPr>
+        <w:rPr>
+          <w:szCs w:val="22"/>
+        </w:rPr>
+      </w:pPr>
+      <w:r>
+        <w:rPr>
+          <w:rFonts w:hint="eastAsia"/>
+          <w:szCs w:val="22"/>
+        </w:rPr>
+        <w:t xml:space="preserve">단순 </w:t>
+      </w:r>
+      <w:proofErr w:type="spellStart"/>
+      <w:r>
+        <w:rPr>
+          <w:rFonts w:hint="eastAsia"/>
+          <w:szCs w:val="22"/>
+        </w:rPr>
+        <w:t>기술통계량</w:t>
+      </w:r>
+      <w:proofErr w:type="spellEnd"/>
+      <w:r>
+        <w:rPr>
+          <w:rFonts w:hint="eastAsia"/>
+          <w:szCs w:val="22"/>
+        </w:rPr>
+        <w:t xml:space="preserve"> 분석을 넘어서, 컴퓨터공학부의 낮은 표준편차(3.85)는 전공교육의 하향평준화가 아닌 취업의 하한선이 높게 형성되어 있음을 의미한다. 하지만 AI기술의 발달로 인해 </w:t>
+      </w:r>
+      <w:r>
+        <w:rPr>
+          <w:szCs w:val="22"/>
+        </w:rPr>
+        <w:t>‘</w:t>
+      </w:r>
+      <w:r>
+        <w:rPr>
+          <w:rFonts w:hint="eastAsia"/>
+          <w:szCs w:val="22"/>
+        </w:rPr>
+        <w:t>평균적인 개발자</w:t>
+      </w:r>
+      <w:r>
+        <w:rPr>
+          <w:szCs w:val="22"/>
+        </w:rPr>
+        <w:t>’</w:t>
+      </w:r>
+      <w:r>
+        <w:rPr>
+          <w:rFonts w:hint="eastAsia"/>
+          <w:szCs w:val="22"/>
+        </w:rPr>
+        <w:t>의 가치는 하락할 위험이 크다. 따라서 본 분석결과인 75</w:t>
+      </w:r>
+      <w:r>
+        <w:rPr>
+          <w:rFonts w:hint="eastAsia"/>
+          <w:szCs w:val="22"/>
+        </w:rPr>
+        <w:t>.</w:t>
+      </w:r>
+      <w:r>
+        <w:rPr>
+          <w:rFonts w:hint="eastAsia"/>
+          <w:szCs w:val="22"/>
+        </w:rPr>
+        <w:t xml:space="preserve">2%라는 수치는 </w:t>
+      </w:r>
+      <w:proofErr w:type="spellStart"/>
+      <w:r>
+        <w:rPr>
+          <w:rFonts w:hint="eastAsia"/>
+          <w:szCs w:val="22"/>
+        </w:rPr>
+        <w:t>안정망인</w:t>
+      </w:r>
+      <w:proofErr w:type="spellEnd"/>
+      <w:r>
+        <w:rPr>
+          <w:rFonts w:hint="eastAsia"/>
+          <w:szCs w:val="22"/>
+        </w:rPr>
+        <w:t xml:space="preserve"> 동시에, 나머지 24.8%에 들지 않기 위한 </w:t>
+      </w:r>
+      <w:proofErr w:type="gramStart"/>
+      <w:r>
+        <w:rPr>
+          <w:rFonts w:hint="eastAsia"/>
+          <w:szCs w:val="22"/>
+        </w:rPr>
+        <w:t>끊임 없는</w:t>
+      </w:r>
+      <w:proofErr w:type="gramEnd"/>
+      <w:r>
+        <w:rPr>
+          <w:rFonts w:hint="eastAsia"/>
+          <w:szCs w:val="22"/>
+        </w:rPr>
+        <w:t xml:space="preserve"> 기술적 업그레이드가 필수적임을 </w:t>
+      </w:r>
+      <w:r>
+        <w:rPr>
+          <w:rFonts w:hint="eastAsia"/>
+          <w:szCs w:val="22"/>
+        </w:rPr>
+        <w:t>경</w:t>
+      </w:r>
+      <w:r>
+        <w:rPr>
+          <w:rFonts w:hint="eastAsia"/>
+          <w:szCs w:val="22"/>
+        </w:rPr>
+        <w:t xml:space="preserve">고하는 지표로 </w:t>
+      </w:r>
+      <w:r>
+        <w:rPr>
+          <w:rFonts w:hint="eastAsia"/>
+          <w:szCs w:val="22"/>
+        </w:rPr>
+        <w:t>해석해야 한다</w:t>
+      </w:r>
+      <w:r>
+        <w:rPr>
+          <w:rFonts w:hint="eastAsia"/>
+          <w:szCs w:val="22"/>
+        </w:rPr>
+        <w:t>.</w:t>
+      </w:r>
+    </w:p>
+    <w:p>
+      <w:pPr>
+        <w:rPr>
+          <w:rFonts w:hint="eastAsia"/>
+          <w:szCs w:val="22"/>
+        </w:rPr>
+      </w:pPr>
+      <w:r>
+        <w:rPr>
+          <w:rFonts w:hint="eastAsia"/>
+          <w:szCs w:val="22"/>
+        </w:rPr>
+        <w:t xml:space="preserve">2023년부터 2025년까지의 데이터를 바탕으로 연평균 성장률을 분석한 결과 </w:t>
+      </w:r>
+      <w:proofErr w:type="spellStart"/>
+      <w:r>
+        <w:rPr>
+          <w:rFonts w:hint="eastAsia"/>
+          <w:szCs w:val="22"/>
+        </w:rPr>
+        <w:t>컴공은</w:t>
+      </w:r>
+      <w:proofErr w:type="spellEnd"/>
+      <w:r>
+        <w:rPr>
+          <w:rFonts w:hint="eastAsia"/>
+          <w:szCs w:val="22"/>
+        </w:rPr>
+        <w:t xml:space="preserve"> 약 0.94%, 서울권 대학 전체 성장률은 약 2.62%의 성장률을 가지고 있다. 또한 컴공의 변동계수(0.0098)은 전체대학 평균(0.0282)보다 약3배가량 낮게 나타났</w:t>
+      </w:r>
+      <w:r>
+        <w:rPr>
+          <w:rFonts w:hint="eastAsia"/>
+          <w:szCs w:val="22"/>
+        </w:rPr>
+        <w:t>다. 이는 전체 대학 취업률이 연도별 상황에 따라 상대적으로 크게 변동되는 한편 일관되고 견고한 취업성과를 내고 있음을 통계적으로 증명한다.</w:t>
+      </w:r>
+    </w:p>
+    <w:p>
+      <w:pPr>
+        <w:rPr>
+          <w:sz w:val="24"/>
+        </w:rPr>
+      </w:pPr>
+      <w:r>
+        <w:rPr>
+          <w:sz w:val="24"/>
+        </w:rPr>
+        <w:lastRenderedPageBreak/>
+        <w:drawing>
+          <wp:inline distT="0" distB="0" distL="0" distR="0" wp14:anchorId="0A20402C" wp14:editId="257EB95A">
+            <wp:extent cx="3010352" cy="2618509"/>
+            <wp:effectExtent l="0" t="0" r="0" b="0"/>
+            <wp:docPr id="94982410" name="그림 1"/>
+            <wp:cNvGraphicFramePr>
+              <a:graphicFrameLocks xmlns:a="http://schemas.openxmlformats.org/drawingml/2006/main" noChangeAspect="1"/>
+            </wp:cNvGraphicFramePr>
+            <a:graphic xmlns:a="http://schemas.openxmlformats.org/drawingml/2006/main">
+              <a:graphicData uri="http://schemas.openxmlformats.org/drawingml/2006/picture">
+                <pic:pic xmlns:pic="http://schemas.openxmlformats.org/drawingml/2006/picture">
+                  <pic:nvPicPr>
+                    <pic:cNvPr id="94982410" name=""/>
+                    <pic:cNvPicPr/>
+                  </pic:nvPicPr>
+                  <pic:blipFill>
+                    <a:blip r:embed="rId11"/>
+                    <a:stretch>
+                      <a:fillRect/>
+                    </a:stretch>
+                  </pic:blipFill>
+                  <pic:spPr>
+                    <a:xfrm>
+                      <a:off x="0" y="0"/>
+                      <a:ext cx="3021080" cy="2627840"/>
+                    </a:xfrm>
+                    <a:prstGeom prst="rect">
+                      <a:avLst/>
+                    </a:prstGeom>
+                  </pic:spPr>
+                </pic:pic>
+              </a:graphicData>
+            </a:graphic>
+          </wp:inline>
+        </w:drawing>
+      </w:r>
+      <w:r>
+        <w:rPr>
+          <w:szCs w:val="22"/>
+        </w:rPr>
+        <w:drawing>
+          <wp:inline distT="0" distB="0" distL="0" distR="0" wp14:anchorId="56B563C1" wp14:editId="51A7DC1D">
+            <wp:extent cx="2612645" cy="2457088"/>
+            <wp:effectExtent l="0" t="0" r="0" b="635"/>
+            <wp:docPr id="493196600" name="그림 1"/>
+            <wp:cNvGraphicFramePr>
+              <a:graphicFrameLocks xmlns:a="http://schemas.openxmlformats.org/drawingml/2006/main" noChangeAspect="1"/>
+            </wp:cNvGraphicFramePr>
+            <a:graphic xmlns:a="http://schemas.openxmlformats.org/drawingml/2006/main">
+              <a:graphicData uri="http://schemas.openxmlformats.org/drawingml/2006/picture">
+                <pic:pic xmlns:pic="http://schemas.openxmlformats.org/drawingml/2006/picture">
+                  <pic:nvPicPr>
+                    <pic:cNvPr id="493196600" name=""/>
+                    <pic:cNvPicPr/>
+                  </pic:nvPicPr>
+                  <pic:blipFill>
+                    <a:blip r:embed="rId12"/>
+                    <a:stretch>
+                      <a:fillRect/>
+                    </a:stretch>
+                  </pic:blipFill>
+                  <pic:spPr>
+                    <a:xfrm>
+                      <a:off x="0" y="0"/>
+                      <a:ext cx="2692457" cy="2532148"/>
+                    </a:xfrm>
+                    <a:prstGeom prst="rect">
+                      <a:avLst/>
+                    </a:prstGeom>
+                  </pic:spPr>
+                </pic:pic>
+              </a:graphicData>
+            </a:graphic>
+          </wp:inline>
+        </w:drawing>
+      </w:r>
+    </w:p>
+    <w:p>
+      <w:pPr>
+        <w:rPr>
+          <w:rFonts w:hint="eastAsia"/>
+          <w:sz w:val="24"/>
+        </w:rPr>
+      </w:pPr>
+    </w:p>
+    <w:p>
+      <w:pPr>
+        <w:rPr>
+          <w:szCs w:val="22"/>
+        </w:rPr>
+      </w:pPr>
+      <w:r>
+        <w:rPr>
+          <w:rFonts w:hint="eastAsia"/>
+          <w:szCs w:val="22"/>
+        </w:rPr>
+        <w:t xml:space="preserve">2023년(74.1%)부터 2025년(75.5%)에 </w:t>
+      </w:r>
+      <w:proofErr w:type="gramStart"/>
+      <w:r>
+        <w:rPr>
+          <w:rFonts w:hint="eastAsia"/>
+          <w:szCs w:val="22"/>
+        </w:rPr>
+        <w:t>이르기 까지</w:t>
+      </w:r>
+      <w:proofErr w:type="gramEnd"/>
+      <w:r>
+        <w:rPr>
+          <w:rFonts w:hint="eastAsia"/>
+          <w:szCs w:val="22"/>
+        </w:rPr>
+        <w:t xml:space="preserve"> 컴퓨터공학부의 취업률은 서울권 대학 전체 평균보다 항상 7~8%높은 수준을 유지하고 있다. 이는 4차산업혁명 가속화에 따른 소프트웨어 인력수요가 일시적인 현상은 아닌 구조적인 흐름임을 보여준다. 다만 해당 지표에서 괴리감을 느낌점은 뉴스기사와 업계에서 들려오는 </w:t>
+      </w:r>
+      <w:r>
+        <w:rPr>
+          <w:szCs w:val="22"/>
+        </w:rPr>
+        <w:t>‘</w:t>
+      </w:r>
+      <w:r>
+        <w:rPr>
+          <w:rFonts w:hint="eastAsia"/>
+          <w:szCs w:val="22"/>
+        </w:rPr>
+        <w:t>IT취업 한파</w:t>
+      </w:r>
+      <w:r>
+        <w:rPr>
+          <w:szCs w:val="22"/>
+        </w:rPr>
+        <w:t>’</w:t>
+      </w:r>
+      <w:r>
+        <w:rPr>
+          <w:rFonts w:hint="eastAsia"/>
+          <w:szCs w:val="22"/>
+        </w:rPr>
+        <w:t xml:space="preserve">소식에도 불고하고 통계수치가 높게 나왔다는 점이다. 이는 과거 비전공자나 단기 교육생들에게 열려있던 시장이 닫히면서 상대적으로 4년제 컴퓨터공학 전공자들의 희소성이 통계에 반영된 결과라고 </w:t>
+      </w:r>
+      <w:r>
+        <w:rPr>
+          <w:rFonts w:hint="eastAsia"/>
+          <w:szCs w:val="22"/>
+        </w:rPr>
+        <w:t xml:space="preserve">할 </w:t>
+      </w:r>
+      <w:r>
+        <w:rPr>
+          <w:rFonts w:hint="eastAsia"/>
+          <w:szCs w:val="22"/>
+        </w:rPr>
+        <w:t>수</w:t>
+      </w:r>
+      <w:r>
+        <w:rPr>
+          <w:rFonts w:hint="eastAsia"/>
+          <w:szCs w:val="22"/>
+        </w:rPr>
+        <w:t xml:space="preserve"> 있다. 하지만 통계에 잡히는 취업자는 중소기업,</w:t>
+      </w:r>
+      <w:r>
+        <w:rPr>
+          <w:rFonts w:hint="eastAsia"/>
+          <w:szCs w:val="22"/>
+        </w:rPr>
+        <w:t xml:space="preserve"> </w:t>
+      </w:r>
+      <w:r>
+        <w:rPr>
+          <w:rFonts w:hint="eastAsia"/>
+          <w:szCs w:val="22"/>
+        </w:rPr>
+        <w:t>스타트업 등등</w:t>
+      </w:r>
+      <w:r>
+        <w:rPr>
+          <w:rFonts w:hint="eastAsia"/>
+          <w:szCs w:val="22"/>
+        </w:rPr>
+        <w:t xml:space="preserve"> 다양한 형태의 고용이 포함되기 때문에 우리가 체감하는 취업난은 주로 모두가 희망하는 대형IT 기업의 신입공채 축소에 온다고 할수있다. 통계에서 보듯 전공자들은 눈높이를 낮추면 여전히 </w:t>
+      </w:r>
+      <w:r>
+        <w:rPr>
+          <w:rFonts w:hint="eastAsia"/>
+          <w:szCs w:val="22"/>
+        </w:rPr>
+        <w:t>갈 곳이</w:t>
+      </w:r>
+      <w:r>
+        <w:rPr>
+          <w:rFonts w:hint="eastAsia"/>
+          <w:szCs w:val="22"/>
+        </w:rPr>
+        <w:t xml:space="preserve"> 많지만(수요존재), 원하는 직장에 들어가는 난이도가 급격히 상승했기 때문에 취업난을 더 강하게 </w:t>
+      </w:r>
+      <w:r>
+        <w:rPr>
+          <w:rFonts w:hint="eastAsia"/>
+          <w:szCs w:val="22"/>
+        </w:rPr>
+        <w:t>느끼는 것이라고</w:t>
+      </w:r>
+      <w:r>
+        <w:rPr>
+          <w:rFonts w:hint="eastAsia"/>
+          <w:szCs w:val="22"/>
+        </w:rPr>
+        <w:t xml:space="preserve"> 볼수있다.</w:t>
+      </w:r>
+    </w:p>
+    <w:p>
+      <w:pPr>
+        <w:rPr>
+          <w:szCs w:val="22"/>
+        </w:rPr>
+      </w:pPr>
+      <w:r>
+        <w:rPr>
+          <w:rFonts w:hint="eastAsia"/>
+          <w:szCs w:val="22"/>
+        </w:rPr>
+        <w:t xml:space="preserve">또한 통계결과는 IT업계의 채용한파가 </w:t>
+      </w:r>
+      <w:r>
+        <w:rPr>
+          <w:szCs w:val="22"/>
+        </w:rPr>
+        <w:t>‘</w:t>
+      </w:r>
+      <w:r>
+        <w:rPr>
+          <w:rFonts w:hint="eastAsia"/>
+          <w:szCs w:val="22"/>
+        </w:rPr>
+        <w:t>컴퓨터공학 전공자</w:t>
+      </w:r>
+      <w:r>
+        <w:rPr>
+          <w:szCs w:val="22"/>
+        </w:rPr>
+        <w:t>’</w:t>
+      </w:r>
+      <w:r>
+        <w:rPr>
+          <w:rFonts w:hint="eastAsia"/>
+          <w:szCs w:val="22"/>
+        </w:rPr>
+        <w:t xml:space="preserve">자체에 대한 수요 감소하기 보다는 준비되지 않은 인력에 대한 필터링이 강화되었음을 시사한다. 따라서 전공자로서 단순 코딩 </w:t>
+      </w:r>
+      <w:r>
+        <w:rPr>
+          <w:rFonts w:hint="eastAsia"/>
+          <w:szCs w:val="22"/>
+        </w:rPr>
+        <w:t>구현 력을</w:t>
+      </w:r>
+      <w:r>
+        <w:rPr>
+          <w:rFonts w:hint="eastAsia"/>
+          <w:szCs w:val="22"/>
+        </w:rPr>
+        <w:t xml:space="preserve"> 넘어, 데이터분석역량과 같은 공학적 전문성을 갖춘다면 통계적인 우위(75.2%)를 실제 취업 성공으로 </w:t>
+      </w:r>
+      <w:r>
+        <w:rPr>
+          <w:rFonts w:hint="eastAsia"/>
+          <w:szCs w:val="22"/>
+        </w:rPr>
+        <w:t>연결할 수</w:t>
+      </w:r>
+      <w:r>
+        <w:rPr>
+          <w:rFonts w:hint="eastAsia"/>
+          <w:szCs w:val="22"/>
+        </w:rPr>
+        <w:t xml:space="preserve"> </w:t>
+      </w:r>
+      <w:r>
+        <w:rPr>
+          <w:rFonts w:hint="eastAsia"/>
+          <w:szCs w:val="22"/>
+        </w:rPr>
+        <w:t>있을 거라는</w:t>
+      </w:r>
+      <w:r>
+        <w:rPr>
+          <w:rFonts w:hint="eastAsia"/>
+          <w:szCs w:val="22"/>
+        </w:rPr>
+        <w:t xml:space="preserve"> 결론을 내렸다.</w:t>
+      </w:r>
+    </w:p>
+    <w:p>
+      <w:pPr>
+        <w:rPr>
+          <w:szCs w:val="22"/>
+        </w:rPr>
+      </w:pPr>
+    </w:p>
+    <w:p>
+      <w:pPr>
+        <w:rPr>
+          <w:rFonts w:hint="eastAsia"/>
+          <w:szCs w:val="22"/>
+        </w:rPr>
+      </w:pPr>
+      <w:r>
+        <w:rPr>
+          <w:rFonts w:hint="eastAsia"/>
+          <w:szCs w:val="22"/>
+        </w:rPr>
+        <w:t xml:space="preserve">다만 일부 시장 분석 지표에서는 AI의 업무대체로 인해 신입채용 비중이 년도별로 점차 감소(53.5%-&gt;37.4%)하고 있다는 부정적인 전망도 존재한다. 하지만 해당 과제에서 분석한 대학 공시 데이터상의 취업률이 견고하게 유지되는 이유는, 기업이 </w:t>
+      </w:r>
+      <w:r>
+        <w:rPr>
+          <w:szCs w:val="22"/>
+        </w:rPr>
+        <w:t>‘</w:t>
+      </w:r>
+      <w:r>
+        <w:rPr>
+          <w:rFonts w:hint="eastAsia"/>
+          <w:szCs w:val="22"/>
+        </w:rPr>
+        <w:t>전체 채용</w:t>
+      </w:r>
+      <w:r>
+        <w:rPr>
+          <w:szCs w:val="22"/>
+        </w:rPr>
+        <w:t>’</w:t>
+      </w:r>
+      <w:r>
+        <w:rPr>
+          <w:rFonts w:hint="eastAsia"/>
+          <w:szCs w:val="22"/>
+        </w:rPr>
+        <w:t>은 줄이더라도 검증된 4년제 전공자에 대한 채용 우선순위는 오히려 높이고 있기 때문으로 풀이된다. 대학알리미와 KESS라는 국가 공인 데이터를 활용하여 데이터를 분석하여 출처</w:t>
+      </w:r>
+      <w:r>
+        <w:rPr>
+          <w:rFonts w:hint="eastAsia"/>
+          <w:szCs w:val="22"/>
+        </w:rPr>
+        <w:lastRenderedPageBreak/>
+        <w:t>의 명확성이 있고, 계산한 통계를 토대로 분석하였기 때문에, 다른 지표의 판단기준과 통계량과는 차이가 있음을 인지하며 통계분석의 차이점이라고 생각한다. 또한 특정 년도를 바탕으로 분석한 것이기 때문에 구간</w:t>
+      </w:r>
+      <w:r>
+        <w:rPr>
+          <w:rFonts w:hint="eastAsia"/>
+          <w:szCs w:val="22"/>
+        </w:rPr>
+        <w:t xml:space="preserve"> </w:t>
+      </w:r>
+      <w:r>
+        <w:rPr>
+          <w:rFonts w:hint="eastAsia"/>
+          <w:szCs w:val="22"/>
+        </w:rPr>
+        <w:t>착시와 다른 데이터분석이 나올</w:t>
+      </w:r>
+      <w:r>
+        <w:rPr>
+          <w:rFonts w:hint="eastAsia"/>
+          <w:szCs w:val="22"/>
+        </w:rPr>
+        <w:t xml:space="preserve"> </w:t>
+      </w:r>
+      <w:r>
+        <w:rPr>
+          <w:rFonts w:hint="eastAsia"/>
+          <w:szCs w:val="22"/>
+        </w:rPr>
+        <w:t>수</w:t>
+      </w:r>
+      <w:r>
+        <w:rPr>
+          <w:rFonts w:hint="eastAsia"/>
+          <w:szCs w:val="22"/>
+        </w:rPr>
+        <w:t xml:space="preserve"> </w:t>
+      </w:r>
+      <w:r>
+        <w:rPr>
+          <w:rFonts w:hint="eastAsia"/>
+          <w:szCs w:val="22"/>
+        </w:rPr>
+        <w:t>있다.</w:t>
+      </w:r>
+    </w:p>
+    <w:p>
+      <w:pPr>
+        <w:rPr>
+          <w:rFonts w:hint="eastAsia"/>
+          <w:szCs w:val="22"/>
+        </w:rPr>
+      </w:pPr>
+    </w:p>
+    <w:p>
+      <w:pPr>
+        <w:rPr>
+          <w:rFonts w:hint="eastAsia"/>
+          <w:szCs w:val="22"/>
+        </w:rPr>
+      </w:pPr>
+      <w:r>
+        <w:rPr>
+          <w:rFonts w:hint="eastAsia"/>
+          <w:szCs w:val="22"/>
+        </w:rPr>
+        <w:t xml:space="preserve">결국 AI시대의 IT취업난은 준비되지 않은 인력에게는 위기이지만, 기초 공학지식과 AI활용능력을 동시에 갖춘 </w:t>
+      </w:r>
+      <w:r>
+        <w:rPr>
+          <w:szCs w:val="22"/>
+        </w:rPr>
+        <w:t>‘</w:t>
+      </w:r>
+      <w:r>
+        <w:rPr>
+          <w:rFonts w:hint="eastAsia"/>
+          <w:szCs w:val="22"/>
+        </w:rPr>
+        <w:t>컴퓨터공학 전공자</w:t>
+      </w:r>
+      <w:r>
+        <w:rPr>
+          <w:szCs w:val="22"/>
+        </w:rPr>
+        <w:t>’</w:t>
+      </w:r>
+      <w:r>
+        <w:rPr>
+          <w:rFonts w:hint="eastAsia"/>
+          <w:szCs w:val="22"/>
+        </w:rPr>
+        <w:t>에게는 오히려 자신의 가치를 증명할 수 있는 고용시장의 재편과정에 우리가 서있다고 분석할</w:t>
+      </w:r>
+      <w:r>
+        <w:rPr>
+          <w:rFonts w:hint="eastAsia"/>
+          <w:szCs w:val="22"/>
+        </w:rPr>
+        <w:t xml:space="preserve"> </w:t>
+      </w:r>
+      <w:r>
+        <w:rPr>
+          <w:rFonts w:hint="eastAsia"/>
+          <w:szCs w:val="22"/>
+        </w:rPr>
+        <w:t>수</w:t>
+      </w:r>
+      <w:r>
+        <w:rPr>
+          <w:rFonts w:hint="eastAsia"/>
+          <w:szCs w:val="22"/>
+        </w:rPr>
+        <w:t xml:space="preserve"> </w:t>
+      </w:r>
+      <w:r>
+        <w:rPr>
+          <w:rFonts w:hint="eastAsia"/>
+          <w:szCs w:val="22"/>
+        </w:rPr>
+        <w:t xml:space="preserve">있다. </w:t>
+      </w:r>
+    </w:p>
+    <w:p>
+      <w:pPr>
+        <w:rPr>
+          <w:szCs w:val="22"/>
+        </w:rPr>
+      </w:pPr>
+      <w:r>
+        <w:rPr>
+          <w:rFonts w:hint="eastAsia"/>
+          <w:szCs w:val="22"/>
+        </w:rPr>
+        <w:t xml:space="preserve">본과제를 통해 평소 걱정이자 </w:t>
+      </w:r>
+      <w:r>
+        <w:rPr>
+          <w:rFonts w:hint="eastAsia"/>
+          <w:szCs w:val="22"/>
+        </w:rPr>
+        <w:t>관심이 있던</w:t>
+      </w:r>
+      <w:r>
+        <w:rPr>
+          <w:rFonts w:hint="eastAsia"/>
+          <w:szCs w:val="22"/>
+        </w:rPr>
+        <w:t xml:space="preserve"> 서울소재 대학의 전반적인 취업실태와 컴퓨터공학 전공자의 위치를 통계적으로 </w:t>
+      </w:r>
+      <w:r>
+        <w:rPr>
+          <w:rFonts w:hint="eastAsia"/>
+          <w:szCs w:val="22"/>
+        </w:rPr>
+        <w:t>확인할 수</w:t>
+      </w:r>
+      <w:r>
+        <w:rPr>
+          <w:rFonts w:hint="eastAsia"/>
+          <w:szCs w:val="22"/>
+        </w:rPr>
+        <w:t xml:space="preserve"> 있었고, 한성대학교 컴퓨터공학부 학생으로서 막연하게 느꼈던 취업에 대한 불안감이 이번 데이터 분석을 통해 상당부분 해소되었다. 특히 </w:t>
+      </w:r>
+      <w:r>
+        <w:rPr>
+          <w:szCs w:val="22"/>
+        </w:rPr>
+        <w:t>‘</w:t>
+      </w:r>
+      <w:r>
+        <w:rPr>
+          <w:rFonts w:hint="eastAsia"/>
+          <w:szCs w:val="22"/>
+        </w:rPr>
+        <w:t>단순 코딩</w:t>
+      </w:r>
+      <w:r>
+        <w:rPr>
+          <w:szCs w:val="22"/>
+        </w:rPr>
+        <w:t>’</w:t>
+      </w:r>
+      <w:r>
+        <w:rPr>
+          <w:rFonts w:hint="eastAsia"/>
+          <w:szCs w:val="22"/>
+        </w:rPr>
+        <w:t xml:space="preserve">이 아닌 </w:t>
+      </w:r>
+      <w:r>
+        <w:rPr>
+          <w:szCs w:val="22"/>
+        </w:rPr>
+        <w:t>‘</w:t>
+      </w:r>
+      <w:r>
+        <w:rPr>
+          <w:rFonts w:hint="eastAsia"/>
+          <w:szCs w:val="22"/>
+        </w:rPr>
+        <w:t>공학적 전문성</w:t>
+      </w:r>
+      <w:r>
+        <w:rPr>
+          <w:szCs w:val="22"/>
+        </w:rPr>
+        <w:t>’</w:t>
+      </w:r>
+      <w:r>
+        <w:rPr>
+          <w:rFonts w:hint="eastAsia"/>
+          <w:szCs w:val="22"/>
+        </w:rPr>
+        <w:t xml:space="preserve">이 취업시장의 핵심 변수라는 점을 깨닫고 동기부여가 된 것이 가장 큰 수확이다. 현재 공부중인 </w:t>
+      </w:r>
+      <w:r>
+        <w:rPr>
+          <w:szCs w:val="22"/>
+        </w:rPr>
+        <w:t>‘</w:t>
+      </w:r>
+      <w:r>
+        <w:rPr>
+          <w:rFonts w:hint="eastAsia"/>
+          <w:szCs w:val="22"/>
+        </w:rPr>
+        <w:t>확률과 통계</w:t>
+      </w:r>
+      <w:r>
+        <w:rPr>
+          <w:szCs w:val="22"/>
+        </w:rPr>
+        <w:t>’</w:t>
+      </w:r>
+      <w:r>
+        <w:rPr>
+          <w:rFonts w:hint="eastAsia"/>
+          <w:szCs w:val="22"/>
+        </w:rPr>
+        <w:t xml:space="preserve"> 과목과 앞으로의 학부과정을 통해 데이터분석역량과 시스템설계 능력을 배양한다면, 우수한 취업 성과를 나 자신의 결과로 </w:t>
+      </w:r>
+      <w:r>
+        <w:rPr>
+          <w:rFonts w:hint="eastAsia"/>
+          <w:szCs w:val="22"/>
+        </w:rPr>
+        <w:t>만들 수</w:t>
+      </w:r>
+      <w:r>
+        <w:rPr>
+          <w:rFonts w:hint="eastAsia"/>
+          <w:szCs w:val="22"/>
+        </w:rPr>
+        <w:t xml:space="preserve"> </w:t>
+      </w:r>
+      <w:r>
+        <w:rPr>
+          <w:rFonts w:hint="eastAsia"/>
+          <w:szCs w:val="22"/>
+        </w:rPr>
+        <w:t>있을 것이라는</w:t>
+      </w:r>
+      <w:r>
+        <w:rPr>
+          <w:rFonts w:hint="eastAsia"/>
+          <w:szCs w:val="22"/>
+        </w:rPr>
+        <w:t xml:space="preserve"> 자신감을 얻게 된 </w:t>
+      </w:r>
+      <w:r>
+        <w:rPr>
+          <w:rFonts w:hint="eastAsia"/>
+          <w:szCs w:val="22"/>
+        </w:rPr>
+        <w:t>의미 깊은</w:t>
+      </w:r>
+      <w:r>
+        <w:rPr>
+          <w:rFonts w:hint="eastAsia"/>
+          <w:szCs w:val="22"/>
+        </w:rPr>
+        <w:t xml:space="preserve"> 시간인 것 같다.</w:t>
+      </w:r>
+    </w:p>
+    <w:p>
+      <w:pPr>
+        <w:rPr>
+          <w:rFonts w:hint="eastAsia"/>
+          <w:szCs w:val="22"/>
         </w:rPr>
       </w:pPr>
     </w:p>
@@ -645,6 +2360,195 @@
     </w:sectPr>
   </w:body>
 </w:document>
+</file>
+
+<file path=word/numbering.xml><?xml version="1.0" encoding="utf-8"?>
+<w:numbering xmlns:wpc="http://schemas.microsoft.com/office/word/2010/wordprocessingCanvas" xmlns:cx="http://schemas.microsoft.com/office/drawing/2014/chartex" xmlns:cx1="http://schemas.microsoft.com/office/drawing/2015/9/8/chartex" xmlns:cx2="http://schemas.microsoft.com/office/drawing/2015/10/21/chartex" xmlns:cx3="http://schemas.microsoft.com/office/drawing/2016/5/9/chartex" xmlns:cx4="http://schemas.microsoft.com/office/drawing/2016/5/10/chartex" xmlns:cx5="http://schemas.microsoft.com/office/drawing/2016/5/11/chartex" xmlns:cx6="http://schemas.microsoft.com/office/drawing/2016/5/12/chartex" xmlns:cx7="http://schemas.microsoft.com/office/drawing/2016/5/13/chartex" xmlns:cx8="http://schemas.microsoft.com/office/drawing/2016/5/14/chartex" xmlns:mc="http://schemas.openxmlformats.org/markup-compatibility/2006" xmlns:aink="http://schemas.microsoft.com/office/drawing/2016/ink" xmlns:am3d="http://schemas.microsoft.com/office/drawing/2017/model3d" xmlns:o="urn:schemas-microsoft-com:office:office" xmlns:oel="http://schemas.microsoft.com/office/2019/extlst" xmlns:r="http://schemas.openxmlformats.org/officeDocument/2006/relationships" xmlns:m="http://schemas.openxmlformats.org/officeDocument/2006/math" xmlns:v="urn:schemas-microsoft-com:vml" xmlns:wp14="http://schemas.microsoft.com/office/word/2010/wordprocessingDrawing" xmlns:wp="http://schemas.openxmlformats.org/drawingml/2006/wordprocessingDrawing" xmlns:w10="urn:schemas-microsoft-com:office:word" xmlns:w="http://schemas.openxmlformats.org/wordprocessingml/2006/main" xmlns:w14="http://schemas.microsoft.com/office/word/2010/wordml" xmlns:w15="http://schemas.microsoft.com/office/word/2012/wordml" xmlns:w16cex="http://schemas.microsoft.com/office/word/2018/wordml/cex" xmlns:w16cid="http://schemas.microsoft.com/office/word/2016/wordml/cid" xmlns:w16="http://schemas.microsoft.com/office/word/2018/wordml" xmlns:w16du="http://schemas.microsoft.com/office/word/2023/wordml/word16du" xmlns:w16sdtdh="http://schemas.microsoft.com/office/word/2020/wordml/sdtdatahash" xmlns:w16sdtfl="http://schemas.microsoft.com/office/word/2024/wordml/sdtformatlock" xmlns:w16se="http://schemas.microsoft.com/office/word/2015/wordml/symex" xmlns:wpg="http://schemas.microsoft.com/office/word/2010/wordprocessingGroup" xmlns:wpi="http://schemas.microsoft.com/office/word/2010/wordprocessingInk" xmlns:wne="http://schemas.microsoft.com/office/word/2006/wordml" xmlns:wps="http://schemas.microsoft.com/office/word/2010/wordprocessingShape" mc:Ignorable="w14 w15 w16se w16cid w16 w16cex w16sdtdh w16sdtfl w16du wp14">
+  <w:abstractNum w:abstractNumId="0" w15:restartNumberingAfterBreak="0">
+    <w:nsid w:val="0B3233C2"/>
+    <w:multiLevelType w:val="hybridMultilevel"/>
+    <w:tmpl w:val="64627148"/>
+    <w:lvl w:ilvl="0" w:tplc="37E008E4">
+      <w:start w:val="1"/>
+      <w:numFmt w:val="decimal"/>
+      <w:lvlText w:val="%1."/>
+      <w:lvlJc w:val="left"/>
+      <w:pPr>
+        <w:ind w:left="800" w:hanging="360"/>
+      </w:pPr>
+      <w:rPr>
+        <w:rFonts w:hint="default"/>
+      </w:rPr>
+    </w:lvl>
+    <w:lvl w:ilvl="1" w:tplc="04090019" w:tentative="1">
+      <w:start w:val="1"/>
+      <w:numFmt w:val="upperLetter"/>
+      <w:lvlText w:val="%2."/>
+      <w:lvlJc w:val="left"/>
+      <w:pPr>
+        <w:ind w:left="1320" w:hanging="440"/>
+      </w:pPr>
+    </w:lvl>
+    <w:lvl w:ilvl="2" w:tplc="0409001B" w:tentative="1">
+      <w:start w:val="1"/>
+      <w:numFmt w:val="lowerRoman"/>
+      <w:lvlText w:val="%3."/>
+      <w:lvlJc w:val="right"/>
+      <w:pPr>
+        <w:ind w:left="1760" w:hanging="440"/>
+      </w:pPr>
+    </w:lvl>
+    <w:lvl w:ilvl="3" w:tplc="0409000F" w:tentative="1">
+      <w:start w:val="1"/>
+      <w:numFmt w:val="decimal"/>
+      <w:lvlText w:val="%4."/>
+      <w:lvlJc w:val="left"/>
+      <w:pPr>
+        <w:ind w:left="2200" w:hanging="440"/>
+      </w:pPr>
+    </w:lvl>
+    <w:lvl w:ilvl="4" w:tplc="04090019" w:tentative="1">
+      <w:start w:val="1"/>
+      <w:numFmt w:val="upperLetter"/>
+      <w:lvlText w:val="%5."/>
+      <w:lvlJc w:val="left"/>
+      <w:pPr>
+        <w:ind w:left="2640" w:hanging="440"/>
+      </w:pPr>
+    </w:lvl>
+    <w:lvl w:ilvl="5" w:tplc="0409001B" w:tentative="1">
+      <w:start w:val="1"/>
+      <w:numFmt w:val="lowerRoman"/>
+      <w:lvlText w:val="%6."/>
+      <w:lvlJc w:val="right"/>
+      <w:pPr>
+        <w:ind w:left="3080" w:hanging="440"/>
+      </w:pPr>
+    </w:lvl>
+    <w:lvl w:ilvl="6" w:tplc="0409000F" w:tentative="1">
+      <w:start w:val="1"/>
+      <w:numFmt w:val="decimal"/>
+      <w:lvlText w:val="%7."/>
+      <w:lvlJc w:val="left"/>
+      <w:pPr>
+        <w:ind w:left="3520" w:hanging="440"/>
+      </w:pPr>
+    </w:lvl>
+    <w:lvl w:ilvl="7" w:tplc="04090019" w:tentative="1">
+      <w:start w:val="1"/>
+      <w:numFmt w:val="upperLetter"/>
+      <w:lvlText w:val="%8."/>
+      <w:lvlJc w:val="left"/>
+      <w:pPr>
+        <w:ind w:left="3960" w:hanging="440"/>
+      </w:pPr>
+    </w:lvl>
+    <w:lvl w:ilvl="8" w:tplc="0409001B" w:tentative="1">
+      <w:start w:val="1"/>
+      <w:numFmt w:val="lowerRoman"/>
+      <w:lvlText w:val="%9."/>
+      <w:lvlJc w:val="right"/>
+      <w:pPr>
+        <w:ind w:left="4400" w:hanging="440"/>
+      </w:pPr>
+    </w:lvl>
+  </w:abstractNum>
+  <w:abstractNum w:abstractNumId="1" w15:restartNumberingAfterBreak="0">
+    <w:nsid w:val="4AFF5161"/>
+    <w:multiLevelType w:val="hybridMultilevel"/>
+    <w:tmpl w:val="B8728516"/>
+    <w:lvl w:ilvl="0" w:tplc="D7985AA4">
+      <w:start w:val="1"/>
+      <w:numFmt w:val="decimal"/>
+      <w:lvlText w:val="%1."/>
+      <w:lvlJc w:val="left"/>
+      <w:pPr>
+        <w:ind w:left="800" w:hanging="360"/>
+      </w:pPr>
+      <w:rPr>
+        <w:rFonts w:hint="default"/>
+      </w:rPr>
+    </w:lvl>
+    <w:lvl w:ilvl="1" w:tplc="04090019" w:tentative="1">
+      <w:start w:val="1"/>
+      <w:numFmt w:val="upperLetter"/>
+      <w:lvlText w:val="%2."/>
+      <w:lvlJc w:val="left"/>
+      <w:pPr>
+        <w:ind w:left="1320" w:hanging="440"/>
+      </w:pPr>
+    </w:lvl>
+    <w:lvl w:ilvl="2" w:tplc="0409001B" w:tentative="1">
+      <w:start w:val="1"/>
+      <w:numFmt w:val="lowerRoman"/>
+      <w:lvlText w:val="%3."/>
+      <w:lvlJc w:val="right"/>
+      <w:pPr>
+        <w:ind w:left="1760" w:hanging="440"/>
+      </w:pPr>
+    </w:lvl>
+    <w:lvl w:ilvl="3" w:tplc="0409000F" w:tentative="1">
+      <w:start w:val="1"/>
+      <w:numFmt w:val="decimal"/>
+      <w:lvlText w:val="%4."/>
+      <w:lvlJc w:val="left"/>
+      <w:pPr>
+        <w:ind w:left="2200" w:hanging="440"/>
+      </w:pPr>
+    </w:lvl>
+    <w:lvl w:ilvl="4" w:tplc="04090019" w:tentative="1">
+      <w:start w:val="1"/>
+      <w:numFmt w:val="upperLetter"/>
+      <w:lvlText w:val="%5."/>
+      <w:lvlJc w:val="left"/>
+      <w:pPr>
+        <w:ind w:left="2640" w:hanging="440"/>
+      </w:pPr>
+    </w:lvl>
+    <w:lvl w:ilvl="5" w:tplc="0409001B" w:tentative="1">
+      <w:start w:val="1"/>
+      <w:numFmt w:val="lowerRoman"/>
+      <w:lvlText w:val="%6."/>
+      <w:lvlJc w:val="right"/>
+      <w:pPr>
+        <w:ind w:left="3080" w:hanging="440"/>
+      </w:pPr>
+    </w:lvl>
+    <w:lvl w:ilvl="6" w:tplc="0409000F" w:tentative="1">
+      <w:start w:val="1"/>
+      <w:numFmt w:val="decimal"/>
+      <w:lvlText w:val="%7."/>
+      <w:lvlJc w:val="left"/>
+      <w:pPr>
+        <w:ind w:left="3520" w:hanging="440"/>
+      </w:pPr>
+    </w:lvl>
+    <w:lvl w:ilvl="7" w:tplc="04090019" w:tentative="1">
+      <w:start w:val="1"/>
+      <w:numFmt w:val="upperLetter"/>
+      <w:lvlText w:val="%8."/>
+      <w:lvlJc w:val="left"/>
+      <w:pPr>
+        <w:ind w:left="3960" w:hanging="440"/>
+      </w:pPr>
+    </w:lvl>
+    <w:lvl w:ilvl="8" w:tplc="0409001B" w:tentative="1">
+      <w:start w:val="1"/>
+      <w:numFmt w:val="lowerRoman"/>
+      <w:lvlText w:val="%9."/>
+      <w:lvlJc w:val="right"/>
+      <w:pPr>
+        <w:ind w:left="4400" w:hanging="440"/>
+      </w:pPr>
+    </w:lvl>
+  </w:abstractNum>
+  <w:num w:numId="1" w16cid:durableId="1922908037">
+    <w:abstractNumId w:val="0"/>
+  </w:num>
+  <w:num w:numId="2" w16cid:durableId="308822489">
+    <w:abstractNumId w:val="1"/>
+  </w:num>
+</w:numbering>
 </file>
 
 <file path=word/styles.xml><?xml version="1.0" encoding="utf-8"?>
